--- a/roughneck-fitness/plans/Roughneck-Plan-Hotel.docx
+++ b/roughneck-fitness/plans/Roughneck-Plan-Hotel.docx
@@ -9517,7 +9517,7 @@
           <w:sz w:val="18"/>
           <w:szCs w:val="18"/>
         </w:rPr>
-        <w:t xml:space="preserve">Roughneck Fitness · roughneckfitness.com · coach@roughneckfitness.com</w:t>
+        <w:t xml:space="preserve">Roughneck Fitness · roughneck-fitness.com · coach@roughneck-fitness.com</w:t>
       </w:r>
     </w:p>
     <w:sectPr>
